--- a/ötletek.docx
+++ b/ötletek.docx
@@ -4,9 +4,80 @@
   <w:body>
     <w:p>
       <w:r>
-        <w:t>1.</w:t>
+        <w:t>1. motoros alkatrészek bemutatása</w:t>
       </w:r>
     </w:p>
+    <w:p>
+      <w:r>
+        <w:t xml:space="preserve">2.csak a blokkal </w:t>
+      </w:r>
+      <w:r>
+        <w:t>kapcsolatos</w:t>
+      </w:r>
+      <w:r>
+        <w:t xml:space="preserve"> alkatrészekkel szeretnénk dolgozni.</w:t>
+      </w:r>
+    </w:p>
+    <w:p>
+      <w:r>
+        <w:t xml:space="preserve">3.weboldalat </w:t>
+      </w:r>
+      <w:proofErr w:type="gramStart"/>
+      <w:r>
+        <w:t>egyszerű</w:t>
+      </w:r>
+      <w:proofErr w:type="gramEnd"/>
+      <w:r>
+        <w:t xml:space="preserve"> de nagyszerűre szeretnénk megcsinálni (MINDENKÉPP RESZPPONZÍV LESZ)</w:t>
+      </w:r>
+    </w:p>
+    <w:p>
+      <w:r>
+        <w:t>4.be</w:t>
+      </w:r>
+      <w:r>
+        <w:t>n</w:t>
+      </w:r>
+      <w:r>
+        <w:t>zin</w:t>
+      </w:r>
+      <w:r>
+        <w:t>-</w:t>
+      </w:r>
+      <w:r>
+        <w:t>olaj keverés kalkulátor</w:t>
+      </w:r>
+      <w:r>
+        <w:t xml:space="preserve"> 6/3T</w:t>
+      </w:r>
+    </w:p>
+    <w:p>
+      <w:r>
+        <w:t>5.könyvjelzők</w:t>
+      </w:r>
+    </w:p>
+    <w:p>
+      <w:r>
+        <w:t>6.navbar</w:t>
+      </w:r>
+    </w:p>
+    <w:p>
+      <w:r>
+        <w:t>7.kosár</w:t>
+      </w:r>
+    </w:p>
+    <w:p>
+      <w:r>
+        <w:t>8.termékek</w:t>
+      </w:r>
+    </w:p>
+    <w:p>
+      <w:r>
+        <w:t>9.kapcsolat</w:t>
+      </w:r>
+    </w:p>
+    <w:p/>
+    <w:p/>
     <w:sectPr>
       <w:pgSz w:w="11906" w:h="16838"/>
       <w:pgMar w:top="1417" w:right="1417" w:bottom="1417" w:left="1417" w:header="708" w:footer="708" w:gutter="0"/>
